--- a/DESTINATION-NIGERIA-BRAND-KIT/09_DOCUMENT_TEMPLATES/PRESS_AND_MEDIA/DN_Press-Release_A4.docx
+++ b/DESTINATION-NIGERIA-BRAND-KIT/09_DOCUMENT_TEMPLATES/PRESS_AND_MEDIA/DN_Press-Release_A4.docx
@@ -30,7 +30,7 @@
           <w:r>
             <w:rPr>
               <w:b/>
-              <w:color w:val="9A6510"/>
+              <w:color w:val="8A5A0C"/>
             </w:rPr>
             <w:t xml:space="preserve">[or EMBARGOED UNTIL HH:MM, DD Month YYYY]</w:t>
           </w:r>
@@ -71,8 +71,8 @@
         <w:sdtContent>
           <w:r>
             <w:rPr>
-              <w:color w:val="2C5040"/>
-              <w:sz w:val="28"/>
+              <w:color w:val="5F6662"/>
+              <w:sz w:val="26"/>
             </w:rPr>
             <w:t xml:space="preserve">[Sub-headline — the key supporting fact]</w:t>
           </w:r>
@@ -145,9 +145,6 @@
     <w:p>
       <w:pPr>
         <w:pStyle w:val="Quote"/>
-        <w:pBdr>
-          <w:left w:val="single" w:sz="18" w:space="12" w:color="E8A432"/>
-        </w:pBdr>
       </w:pPr>
       <w:sdt>
         <w:sdtPr>
@@ -159,7 +156,7 @@
           <w:r>
             <w:rPr>
               <w:color w:val="103428"/>
-              <w:sz w:val="26"/>
+              <w:sz w:val="30"/>
             </w:rPr>
             <w:t xml:space="preserve">“[Approved quotation.]”</w:t>
           </w:r>
@@ -288,7 +285,7 @@
         <w:rPr>
           <w:b/>
           <w:i w:val="0"/>
-          <w:color w:val="B4532A"/>
+          <w:color w:val="103428"/>
         </w:rPr>
         <w:t xml:space="preserve">Source verification: </w:t>
       </w:r>
@@ -318,7 +315,7 @@
   <w:p>
     <w:pPr>
       <w:pBdr>
-        <w:top w:val="single" w:sz="4" w:space="6" w:color="A9BFA9"/>
+        <w:top w:val="single" w:sz="4" w:space="6" w:color="E7DFCF"/>
       </w:pBdr>
       <w:tabs>
         <w:tab w:pos="9412" w:val="right"/>
@@ -340,7 +337,7 @@
         <w:color w:val="5F6662"/>
         <w:sz w:val="15"/>
       </w:rPr>
-      <w:t xml:space="preserve">  ·  </w:t>
+      <w:t xml:space="preserve">   </w:t>
     </w:r>
     <w:r>
       <w:rPr>
@@ -631,7 +628,7 @@
   <w:docDefaults>
     <w:rPrDefault>
       <w:rPr>
-        <w:rFonts w:asciiTheme="minorHAnsi" w:eastAsiaTheme="minorEastAsia" w:hAnsiTheme="minorHAnsi" w:cstheme="minorBidi"/>
+        <w:rFonts w:ascii="Public Sans" w:hAnsi="Public Sans" w:cs="Public Sans" w:eastAsia="Public Sans"/>
         <w:sz w:val="22"/>
         <w:szCs w:val="22"/>
         <w:lang w:val="en-US" w:eastAsia="en-US" w:bidi="ar-SA"/>
@@ -791,7 +788,7 @@
       <w:spacing w:before="0" w:after="120" w:line="317" w:lineRule="auto"/>
     </w:pPr>
     <w:rPr>
-      <w:rFonts w:ascii="Inter" w:hAnsi="Inter" w:cs="Inter" w:eastAsia="Inter"/>
+      <w:rFonts w:ascii="Public Sans" w:hAnsi="Public Sans" w:cs="Public Sans" w:eastAsia="Public Sans"/>
       <w:b w:val="0"/>
       <w:i w:val="0"/>
       <w:color w:val="1B201E"/>
@@ -853,16 +850,16 @@
     <w:pPr>
       <w:keepNext/>
       <w:keepLines/>
-      <w:spacing w:before="360" w:after="120" w:line="264" w:lineRule="auto"/>
+      <w:spacing w:before="440" w:after="160" w:line="259" w:lineRule="auto"/>
       <w:outlineLvl w:val="0"/>
     </w:pPr>
     <w:rPr>
-      <w:rFonts w:asciiTheme="majorHAnsi" w:eastAsiaTheme="majorEastAsia" w:hAnsiTheme="majorHAnsi" w:cstheme="majorBidi" w:ascii="Playfair Display" w:hAnsi="Playfair Display" w:cs="Playfair Display" w:eastAsia="Playfair Display"/>
+      <w:rFonts w:ascii="Newsreader Display" w:hAnsi="Newsreader Display" w:cs="Newsreader Display" w:eastAsia="Newsreader Display"/>
       <w:b w:val="0"/>
       <w:bCs/>
       <w:i w:val="0"/>
       <w:color w:val="103428"/>
-      <w:sz w:val="40"/>
+      <w:sz w:val="44"/>
       <w:szCs w:val="28"/>
     </w:rPr>
   </w:style>
@@ -882,12 +879,12 @@
       <w:outlineLvl w:val="1"/>
     </w:pPr>
     <w:rPr>
-      <w:rFonts w:asciiTheme="majorHAnsi" w:eastAsiaTheme="majorEastAsia" w:hAnsiTheme="majorHAnsi" w:cstheme="majorBidi" w:ascii="Inter" w:hAnsi="Inter" w:cs="Inter" w:eastAsia="Inter"/>
-      <w:b/>
+      <w:rFonts w:ascii="Newsreader Display" w:hAnsi="Newsreader Display" w:cs="Newsreader Display" w:eastAsia="Newsreader Display"/>
+      <w:b w:val="0"/>
       <w:bCs/>
       <w:i w:val="0"/>
       <w:color w:val="103428"/>
-      <w:sz w:val="25"/>
+      <w:sz w:val="28"/>
       <w:szCs w:val="26"/>
     </w:rPr>
   </w:style>
@@ -907,12 +904,12 @@
       <w:outlineLvl w:val="2"/>
     </w:pPr>
     <w:rPr>
-      <w:rFonts w:asciiTheme="majorHAnsi" w:eastAsiaTheme="majorEastAsia" w:hAnsiTheme="majorHAnsi" w:cstheme="majorBidi" w:ascii="Inter" w:hAnsi="Inter" w:cs="Inter" w:eastAsia="Inter"/>
+      <w:rFonts w:ascii="Public Sans" w:hAnsi="Public Sans" w:cs="Public Sans" w:eastAsia="Public Sans"/>
       <w:b/>
       <w:bCs/>
       <w:i w:val="0"/>
-      <w:color w:val="2C5040"/>
-      <w:sz w:val="20"/>
+      <w:color w:val="103428"/>
+      <w:sz w:val="19"/>
     </w:rPr>
   </w:style>
   <w:style w:type="paragraph" w:styleId="Heading4">
@@ -932,7 +929,7 @@
       <w:outlineLvl w:val="3"/>
     </w:pPr>
     <w:rPr>
-      <w:rFonts w:asciiTheme="majorHAnsi" w:eastAsiaTheme="majorEastAsia" w:hAnsiTheme="majorHAnsi" w:cstheme="majorBidi"/>
+      <w:rFonts w:ascii="Newsreader Display" w:hAnsi="Newsreader Display" w:cs="Newsreader Display"/>
       <w:b/>
       <w:bCs/>
       <w:i/>
@@ -957,7 +954,7 @@
       <w:outlineLvl w:val="4"/>
     </w:pPr>
     <w:rPr>
-      <w:rFonts w:asciiTheme="majorHAnsi" w:eastAsiaTheme="majorEastAsia" w:hAnsiTheme="majorHAnsi" w:cstheme="majorBidi"/>
+      <w:rFonts w:ascii="Newsreader Display" w:hAnsi="Newsreader Display" w:cs="Newsreader Display"/>
       <w:color w:val="243F60" w:themeColor="accent1" w:themeShade="7F"/>
     </w:rPr>
   </w:style>
@@ -978,7 +975,7 @@
       <w:outlineLvl w:val="5"/>
     </w:pPr>
     <w:rPr>
-      <w:rFonts w:asciiTheme="majorHAnsi" w:eastAsiaTheme="majorEastAsia" w:hAnsiTheme="majorHAnsi" w:cstheme="majorBidi"/>
+      <w:rFonts w:ascii="Newsreader Display" w:hAnsi="Newsreader Display" w:cs="Newsreader Display"/>
       <w:i/>
       <w:iCs/>
       <w:color w:val="243F60" w:themeColor="accent1" w:themeShade="7F"/>
@@ -1001,7 +998,7 @@
       <w:outlineLvl w:val="6"/>
     </w:pPr>
     <w:rPr>
-      <w:rFonts w:asciiTheme="majorHAnsi" w:eastAsiaTheme="majorEastAsia" w:hAnsiTheme="majorHAnsi" w:cstheme="majorBidi"/>
+      <w:rFonts w:ascii="Newsreader Display" w:hAnsi="Newsreader Display" w:cs="Newsreader Display"/>
       <w:i/>
       <w:iCs/>
       <w:color w:val="404040" w:themeColor="text1" w:themeTint="BF"/>
@@ -1024,7 +1021,7 @@
       <w:outlineLvl w:val="7"/>
     </w:pPr>
     <w:rPr>
-      <w:rFonts w:asciiTheme="majorHAnsi" w:eastAsiaTheme="majorEastAsia" w:hAnsiTheme="majorHAnsi" w:cstheme="majorBidi"/>
+      <w:rFonts w:ascii="Newsreader Display" w:hAnsi="Newsreader Display" w:cs="Newsreader Display"/>
       <w:color w:val="4F81BD" w:themeColor="accent1"/>
       <w:sz w:val="20"/>
       <w:szCs w:val="20"/>
@@ -1047,7 +1044,7 @@
       <w:outlineLvl w:val="8"/>
     </w:pPr>
     <w:rPr>
-      <w:rFonts w:asciiTheme="majorHAnsi" w:eastAsiaTheme="majorEastAsia" w:hAnsiTheme="majorHAnsi" w:cstheme="majorBidi"/>
+      <w:rFonts w:ascii="Newsreader Display" w:hAnsi="Newsreader Display" w:cs="Newsreader Display"/>
       <w:i/>
       <w:iCs/>
       <w:color w:val="404040" w:themeColor="text1" w:themeTint="BF"/>
@@ -1098,7 +1095,7 @@
     <w:uiPriority w:val="9"/>
     <w:rsid w:val="00FC693F"/>
     <w:rPr>
-      <w:rFonts w:asciiTheme="majorHAnsi" w:eastAsiaTheme="majorEastAsia" w:hAnsiTheme="majorHAnsi" w:cstheme="majorBidi"/>
+      <w:rFonts w:ascii="Newsreader Display" w:hAnsi="Newsreader Display" w:cs="Newsreader Display"/>
       <w:b/>
       <w:bCs/>
       <w:color w:val="365F91" w:themeColor="accent1" w:themeShade="BF"/>
@@ -1113,7 +1110,7 @@
     <w:uiPriority w:val="9"/>
     <w:rsid w:val="00FC693F"/>
     <w:rPr>
-      <w:rFonts w:asciiTheme="majorHAnsi" w:eastAsiaTheme="majorEastAsia" w:hAnsiTheme="majorHAnsi" w:cstheme="majorBidi"/>
+      <w:rFonts w:ascii="Newsreader Display" w:hAnsi="Newsreader Display" w:cs="Newsreader Display"/>
       <w:b/>
       <w:bCs/>
       <w:color w:val="4F81BD" w:themeColor="accent1"/>
@@ -1128,7 +1125,7 @@
     <w:uiPriority w:val="9"/>
     <w:rsid w:val="00FC693F"/>
     <w:rPr>
-      <w:rFonts w:asciiTheme="majorHAnsi" w:eastAsiaTheme="majorEastAsia" w:hAnsiTheme="majorHAnsi" w:cstheme="majorBidi"/>
+      <w:rFonts w:ascii="Newsreader Display" w:hAnsi="Newsreader Display" w:cs="Newsreader Display"/>
       <w:b/>
       <w:bCs/>
       <w:color w:val="4F81BD" w:themeColor="accent1"/>
@@ -1143,17 +1140,17 @@
     <w:qFormat/>
     <w:rsid w:val="00FC693F"/>
     <w:pPr>
-      <w:spacing w:after="160" w:line="252" w:lineRule="auto" w:before="0"/>
+      <w:spacing w:after="200" w:line="245" w:lineRule="auto" w:before="0"/>
       <w:contextualSpacing/>
     </w:pPr>
     <w:rPr>
-      <w:rFonts w:asciiTheme="majorHAnsi" w:eastAsiaTheme="majorEastAsia" w:hAnsiTheme="majorHAnsi" w:cstheme="majorBidi" w:ascii="Playfair Display" w:hAnsi="Playfair Display" w:cs="Playfair Display" w:eastAsia="Playfair Display"/>
+      <w:rFonts w:ascii="Newsreader Display" w:hAnsi="Newsreader Display" w:cs="Newsreader Display" w:eastAsia="Newsreader Display"/>
       <w:b w:val="0"/>
       <w:i w:val="0"/>
       <w:color w:val="103428"/>
       <w:spacing w:val="5"/>
       <w:kern w:val="28"/>
-      <w:sz w:val="60"/>
+      <w:sz w:val="64"/>
       <w:szCs w:val="52"/>
     </w:rPr>
   </w:style>
@@ -1164,7 +1161,7 @@
     <w:uiPriority w:val="10"/>
     <w:rsid w:val="00FC693F"/>
     <w:rPr>
-      <w:rFonts w:asciiTheme="majorHAnsi" w:eastAsiaTheme="majorEastAsia" w:hAnsiTheme="majorHAnsi" w:cstheme="majorBidi"/>
+      <w:rFonts w:ascii="Newsreader Display" w:hAnsi="Newsreader Display" w:cs="Newsreader Display"/>
       <w:color w:val="17365D" w:themeColor="text2" w:themeShade="BF"/>
       <w:spacing w:val="5"/>
       <w:kern w:val="28"/>
@@ -1187,13 +1184,13 @@
       <w:spacing w:before="0" w:after="240" w:line="312" w:lineRule="auto"/>
     </w:pPr>
     <w:rPr>
-      <w:rFonts w:asciiTheme="majorHAnsi" w:eastAsiaTheme="majorEastAsia" w:hAnsiTheme="majorHAnsi" w:cstheme="majorBidi" w:ascii="Source Serif 4" w:hAnsi="Source Serif 4" w:cs="Source Serif 4" w:eastAsia="Source Serif 4"/>
+      <w:rFonts w:ascii="Newsreader Text" w:hAnsi="Newsreader Text" w:cs="Newsreader Text" w:eastAsia="Newsreader Text"/>
       <w:b w:val="0"/>
       <w:i w:val="0"/>
       <w:iCs/>
-      <w:color w:val="2C5040"/>
+      <w:color w:val="5F6662"/>
       <w:spacing w:val="15"/>
-      <w:sz w:val="28"/>
+      <w:sz w:val="26"/>
       <w:szCs w:val="24"/>
     </w:rPr>
   </w:style>
@@ -1204,7 +1201,7 @@
     <w:uiPriority w:val="11"/>
     <w:rsid w:val="00FC693F"/>
     <w:rPr>
-      <w:rFonts w:asciiTheme="majorHAnsi" w:eastAsiaTheme="majorEastAsia" w:hAnsiTheme="majorHAnsi" w:cstheme="majorBidi"/>
+      <w:rFonts w:ascii="Newsreader Display" w:hAnsi="Newsreader Display" w:cs="Newsreader Display"/>
       <w:i/>
       <w:iCs/>
       <w:color w:val="4F81BD" w:themeColor="accent1"/>
@@ -1333,7 +1330,7 @@
       <w:contextualSpacing/>
     </w:pPr>
     <w:rPr>
-      <w:rFonts w:ascii="Inter" w:hAnsi="Inter" w:cs="Inter" w:eastAsia="Inter"/>
+      <w:rFonts w:ascii="Public Sans" w:hAnsi="Public Sans" w:cs="Public Sans" w:eastAsia="Public Sans"/>
       <w:b w:val="0"/>
       <w:i w:val="0"/>
       <w:color w:val="1B201E"/>
@@ -1380,7 +1377,7 @@
       <w:contextualSpacing/>
     </w:pPr>
     <w:rPr>
-      <w:rFonts w:ascii="Inter" w:hAnsi="Inter" w:cs="Inter" w:eastAsia="Inter"/>
+      <w:rFonts w:ascii="Public Sans" w:hAnsi="Public Sans" w:cs="Public Sans" w:eastAsia="Public Sans"/>
       <w:b w:val="0"/>
       <w:i w:val="0"/>
       <w:color w:val="1B201E"/>
@@ -1496,12 +1493,12 @@
       <w:spacing w:before="240" w:after="240" w:line="324" w:lineRule="auto"/>
     </w:pPr>
     <w:rPr>
-      <w:rFonts w:ascii="Source Serif 4" w:hAnsi="Source Serif 4" w:cs="Source Serif 4" w:eastAsia="Source Serif 4"/>
+      <w:rFonts w:ascii="Newsreader Display" w:hAnsi="Newsreader Display" w:cs="Newsreader Display" w:eastAsia="Newsreader Display"/>
       <w:b w:val="0"/>
       <w:i/>
       <w:iCs/>
       <w:color w:val="103428"/>
-      <w:sz w:val="28"/>
+      <w:sz w:val="32"/>
     </w:rPr>
   </w:style>
   <w:style w:type="character" w:customStyle="1" w:styleId="QuoteChar">
@@ -1524,7 +1521,7 @@
     <w:semiHidden/>
     <w:rsid w:val="00FC693F"/>
     <w:rPr>
-      <w:rFonts w:asciiTheme="majorHAnsi" w:eastAsiaTheme="majorEastAsia" w:hAnsiTheme="majorHAnsi" w:cstheme="majorBidi"/>
+      <w:rFonts w:ascii="Newsreader Display" w:hAnsi="Newsreader Display" w:cs="Newsreader Display"/>
       <w:b/>
       <w:bCs/>
       <w:i/>
@@ -1540,7 +1537,7 @@
     <w:semiHidden/>
     <w:rsid w:val="00FC693F"/>
     <w:rPr>
-      <w:rFonts w:asciiTheme="majorHAnsi" w:eastAsiaTheme="majorEastAsia" w:hAnsiTheme="majorHAnsi" w:cstheme="majorBidi"/>
+      <w:rFonts w:ascii="Newsreader Display" w:hAnsi="Newsreader Display" w:cs="Newsreader Display"/>
       <w:color w:val="243F60" w:themeColor="accent1" w:themeShade="7F"/>
     </w:rPr>
   </w:style>
@@ -1552,7 +1549,7 @@
     <w:semiHidden/>
     <w:rsid w:val="00FC693F"/>
     <w:rPr>
-      <w:rFonts w:asciiTheme="majorHAnsi" w:eastAsiaTheme="majorEastAsia" w:hAnsiTheme="majorHAnsi" w:cstheme="majorBidi"/>
+      <w:rFonts w:ascii="Newsreader Display" w:hAnsi="Newsreader Display" w:cs="Newsreader Display"/>
       <w:i/>
       <w:iCs/>
       <w:color w:val="243F60" w:themeColor="accent1" w:themeShade="7F"/>
@@ -1566,7 +1563,7 @@
     <w:semiHidden/>
     <w:rsid w:val="00FC693F"/>
     <w:rPr>
-      <w:rFonts w:asciiTheme="majorHAnsi" w:eastAsiaTheme="majorEastAsia" w:hAnsiTheme="majorHAnsi" w:cstheme="majorBidi"/>
+      <w:rFonts w:ascii="Newsreader Display" w:hAnsi="Newsreader Display" w:cs="Newsreader Display"/>
       <w:i/>
       <w:iCs/>
       <w:color w:val="404040" w:themeColor="text1" w:themeTint="BF"/>
@@ -1580,7 +1577,7 @@
     <w:semiHidden/>
     <w:rsid w:val="00FC693F"/>
     <w:rPr>
-      <w:rFonts w:asciiTheme="majorHAnsi" w:eastAsiaTheme="majorEastAsia" w:hAnsiTheme="majorHAnsi" w:cstheme="majorBidi"/>
+      <w:rFonts w:ascii="Newsreader Display" w:hAnsi="Newsreader Display" w:cs="Newsreader Display"/>
       <w:color w:val="4F81BD" w:themeColor="accent1"/>
       <w:sz w:val="20"/>
       <w:szCs w:val="20"/>
@@ -1594,7 +1591,7 @@
     <w:semiHidden/>
     <w:rsid w:val="00FC693F"/>
     <w:rPr>
-      <w:rFonts w:asciiTheme="majorHAnsi" w:eastAsiaTheme="majorEastAsia" w:hAnsiTheme="majorHAnsi" w:cstheme="majorBidi"/>
+      <w:rFonts w:ascii="Newsreader Display" w:hAnsi="Newsreader Display" w:cs="Newsreader Display"/>
       <w:i/>
       <w:iCs/>
       <w:color w:val="404040" w:themeColor="text1" w:themeTint="BF"/>
@@ -1615,7 +1612,7 @@
       <w:spacing w:line="300" w:lineRule="auto" w:before="60" w:after="200"/>
     </w:pPr>
     <w:rPr>
-      <w:rFonts w:ascii="Inter" w:hAnsi="Inter" w:cs="Inter" w:eastAsia="Inter"/>
+      <w:rFonts w:ascii="Public Sans" w:hAnsi="Public Sans" w:cs="Public Sans" w:eastAsia="Public Sans"/>
       <w:b w:val="0"/>
       <w:bCs/>
       <w:i w:val="0"/>
@@ -3185,7 +3182,7 @@
         <w:spacing w:before="0" w:after="0" w:line="240" w:lineRule="auto"/>
       </w:pPr>
       <w:rPr>
-        <w:rFonts w:asciiTheme="majorHAnsi" w:eastAsiaTheme="majorEastAsia" w:hAnsiTheme="majorHAnsi" w:cstheme="majorBidi"/>
+        <w:rFonts w:ascii="Newsreader Display" w:hAnsi="Newsreader Display" w:cs="Newsreader Display"/>
         <w:b/>
         <w:bCs/>
       </w:rPr>
@@ -3206,7 +3203,7 @@
         <w:spacing w:before="0" w:after="0" w:line="240" w:lineRule="auto"/>
       </w:pPr>
       <w:rPr>
-        <w:rFonts w:asciiTheme="majorHAnsi" w:eastAsiaTheme="majorEastAsia" w:hAnsiTheme="majorHAnsi" w:cstheme="majorBidi"/>
+        <w:rFonts w:ascii="Newsreader Display" w:hAnsi="Newsreader Display" w:cs="Newsreader Display"/>
         <w:b/>
         <w:bCs/>
       </w:rPr>
@@ -3224,14 +3221,14 @@
     </w:tblStylePr>
     <w:tblStylePr w:type="firstCol">
       <w:rPr>
-        <w:rFonts w:asciiTheme="majorHAnsi" w:eastAsiaTheme="majorEastAsia" w:hAnsiTheme="majorHAnsi" w:cstheme="majorBidi"/>
+        <w:rFonts w:ascii="Newsreader Display" w:hAnsi="Newsreader Display" w:cs="Newsreader Display"/>
         <w:b/>
         <w:bCs/>
       </w:rPr>
     </w:tblStylePr>
     <w:tblStylePr w:type="lastCol">
       <w:rPr>
-        <w:rFonts w:asciiTheme="majorHAnsi" w:eastAsiaTheme="majorEastAsia" w:hAnsiTheme="majorHAnsi" w:cstheme="majorBidi"/>
+        <w:rFonts w:ascii="Newsreader Display" w:hAnsi="Newsreader Display" w:cs="Newsreader Display"/>
         <w:b/>
         <w:bCs/>
       </w:rPr>
@@ -3315,7 +3312,7 @@
         <w:spacing w:before="0" w:after="0" w:line="240" w:lineRule="auto"/>
       </w:pPr>
       <w:rPr>
-        <w:rFonts w:asciiTheme="majorHAnsi" w:eastAsiaTheme="majorEastAsia" w:hAnsiTheme="majorHAnsi" w:cstheme="majorBidi"/>
+        <w:rFonts w:ascii="Newsreader Display" w:hAnsi="Newsreader Display" w:cs="Newsreader Display"/>
         <w:b/>
         <w:bCs/>
       </w:rPr>
@@ -3336,7 +3333,7 @@
         <w:spacing w:before="0" w:after="0" w:line="240" w:lineRule="auto"/>
       </w:pPr>
       <w:rPr>
-        <w:rFonts w:asciiTheme="majorHAnsi" w:eastAsiaTheme="majorEastAsia" w:hAnsiTheme="majorHAnsi" w:cstheme="majorBidi"/>
+        <w:rFonts w:ascii="Newsreader Display" w:hAnsi="Newsreader Display" w:cs="Newsreader Display"/>
         <w:b/>
         <w:bCs/>
       </w:rPr>
@@ -3354,14 +3351,14 @@
     </w:tblStylePr>
     <w:tblStylePr w:type="firstCol">
       <w:rPr>
-        <w:rFonts w:asciiTheme="majorHAnsi" w:eastAsiaTheme="majorEastAsia" w:hAnsiTheme="majorHAnsi" w:cstheme="majorBidi"/>
+        <w:rFonts w:ascii="Newsreader Display" w:hAnsi="Newsreader Display" w:cs="Newsreader Display"/>
         <w:b/>
         <w:bCs/>
       </w:rPr>
     </w:tblStylePr>
     <w:tblStylePr w:type="lastCol">
       <w:rPr>
-        <w:rFonts w:asciiTheme="majorHAnsi" w:eastAsiaTheme="majorEastAsia" w:hAnsiTheme="majorHAnsi" w:cstheme="majorBidi"/>
+        <w:rFonts w:ascii="Newsreader Display" w:hAnsi="Newsreader Display" w:cs="Newsreader Display"/>
         <w:b/>
         <w:bCs/>
       </w:rPr>
@@ -3445,7 +3442,7 @@
         <w:spacing w:before="0" w:after="0" w:line="240" w:lineRule="auto"/>
       </w:pPr>
       <w:rPr>
-        <w:rFonts w:asciiTheme="majorHAnsi" w:eastAsiaTheme="majorEastAsia" w:hAnsiTheme="majorHAnsi" w:cstheme="majorBidi"/>
+        <w:rFonts w:ascii="Newsreader Display" w:hAnsi="Newsreader Display" w:cs="Newsreader Display"/>
         <w:b/>
         <w:bCs/>
       </w:rPr>
@@ -3466,7 +3463,7 @@
         <w:spacing w:before="0" w:after="0" w:line="240" w:lineRule="auto"/>
       </w:pPr>
       <w:rPr>
-        <w:rFonts w:asciiTheme="majorHAnsi" w:eastAsiaTheme="majorEastAsia" w:hAnsiTheme="majorHAnsi" w:cstheme="majorBidi"/>
+        <w:rFonts w:ascii="Newsreader Display" w:hAnsi="Newsreader Display" w:cs="Newsreader Display"/>
         <w:b/>
         <w:bCs/>
       </w:rPr>
@@ -3484,14 +3481,14 @@
     </w:tblStylePr>
     <w:tblStylePr w:type="firstCol">
       <w:rPr>
-        <w:rFonts w:asciiTheme="majorHAnsi" w:eastAsiaTheme="majorEastAsia" w:hAnsiTheme="majorHAnsi" w:cstheme="majorBidi"/>
+        <w:rFonts w:ascii="Newsreader Display" w:hAnsi="Newsreader Display" w:cs="Newsreader Display"/>
         <w:b/>
         <w:bCs/>
       </w:rPr>
     </w:tblStylePr>
     <w:tblStylePr w:type="lastCol">
       <w:rPr>
-        <w:rFonts w:asciiTheme="majorHAnsi" w:eastAsiaTheme="majorEastAsia" w:hAnsiTheme="majorHAnsi" w:cstheme="majorBidi"/>
+        <w:rFonts w:ascii="Newsreader Display" w:hAnsi="Newsreader Display" w:cs="Newsreader Display"/>
         <w:b/>
         <w:bCs/>
       </w:rPr>
@@ -3575,7 +3572,7 @@
         <w:spacing w:before="0" w:after="0" w:line="240" w:lineRule="auto"/>
       </w:pPr>
       <w:rPr>
-        <w:rFonts w:asciiTheme="majorHAnsi" w:eastAsiaTheme="majorEastAsia" w:hAnsiTheme="majorHAnsi" w:cstheme="majorBidi"/>
+        <w:rFonts w:ascii="Newsreader Display" w:hAnsi="Newsreader Display" w:cs="Newsreader Display"/>
         <w:b/>
         <w:bCs/>
       </w:rPr>
@@ -3596,7 +3593,7 @@
         <w:spacing w:before="0" w:after="0" w:line="240" w:lineRule="auto"/>
       </w:pPr>
       <w:rPr>
-        <w:rFonts w:asciiTheme="majorHAnsi" w:eastAsiaTheme="majorEastAsia" w:hAnsiTheme="majorHAnsi" w:cstheme="majorBidi"/>
+        <w:rFonts w:ascii="Newsreader Display" w:hAnsi="Newsreader Display" w:cs="Newsreader Display"/>
         <w:b/>
         <w:bCs/>
       </w:rPr>
@@ -3614,14 +3611,14 @@
     </w:tblStylePr>
     <w:tblStylePr w:type="firstCol">
       <w:rPr>
-        <w:rFonts w:asciiTheme="majorHAnsi" w:eastAsiaTheme="majorEastAsia" w:hAnsiTheme="majorHAnsi" w:cstheme="majorBidi"/>
+        <w:rFonts w:ascii="Newsreader Display" w:hAnsi="Newsreader Display" w:cs="Newsreader Display"/>
         <w:b/>
         <w:bCs/>
       </w:rPr>
     </w:tblStylePr>
     <w:tblStylePr w:type="lastCol">
       <w:rPr>
-        <w:rFonts w:asciiTheme="majorHAnsi" w:eastAsiaTheme="majorEastAsia" w:hAnsiTheme="majorHAnsi" w:cstheme="majorBidi"/>
+        <w:rFonts w:ascii="Newsreader Display" w:hAnsi="Newsreader Display" w:cs="Newsreader Display"/>
         <w:b/>
         <w:bCs/>
       </w:rPr>
@@ -3705,7 +3702,7 @@
         <w:spacing w:before="0" w:after="0" w:line="240" w:lineRule="auto"/>
       </w:pPr>
       <w:rPr>
-        <w:rFonts w:asciiTheme="majorHAnsi" w:eastAsiaTheme="majorEastAsia" w:hAnsiTheme="majorHAnsi" w:cstheme="majorBidi"/>
+        <w:rFonts w:ascii="Newsreader Display" w:hAnsi="Newsreader Display" w:cs="Newsreader Display"/>
         <w:b/>
         <w:bCs/>
       </w:rPr>
@@ -3726,7 +3723,7 @@
         <w:spacing w:before="0" w:after="0" w:line="240" w:lineRule="auto"/>
       </w:pPr>
       <w:rPr>
-        <w:rFonts w:asciiTheme="majorHAnsi" w:eastAsiaTheme="majorEastAsia" w:hAnsiTheme="majorHAnsi" w:cstheme="majorBidi"/>
+        <w:rFonts w:ascii="Newsreader Display" w:hAnsi="Newsreader Display" w:cs="Newsreader Display"/>
         <w:b/>
         <w:bCs/>
       </w:rPr>
@@ -3744,14 +3741,14 @@
     </w:tblStylePr>
     <w:tblStylePr w:type="firstCol">
       <w:rPr>
-        <w:rFonts w:asciiTheme="majorHAnsi" w:eastAsiaTheme="majorEastAsia" w:hAnsiTheme="majorHAnsi" w:cstheme="majorBidi"/>
+        <w:rFonts w:ascii="Newsreader Display" w:hAnsi="Newsreader Display" w:cs="Newsreader Display"/>
         <w:b/>
         <w:bCs/>
       </w:rPr>
     </w:tblStylePr>
     <w:tblStylePr w:type="lastCol">
       <w:rPr>
-        <w:rFonts w:asciiTheme="majorHAnsi" w:eastAsiaTheme="majorEastAsia" w:hAnsiTheme="majorHAnsi" w:cstheme="majorBidi"/>
+        <w:rFonts w:ascii="Newsreader Display" w:hAnsi="Newsreader Display" w:cs="Newsreader Display"/>
         <w:b/>
         <w:bCs/>
       </w:rPr>
@@ -3835,7 +3832,7 @@
         <w:spacing w:before="0" w:after="0" w:line="240" w:lineRule="auto"/>
       </w:pPr>
       <w:rPr>
-        <w:rFonts w:asciiTheme="majorHAnsi" w:eastAsiaTheme="majorEastAsia" w:hAnsiTheme="majorHAnsi" w:cstheme="majorBidi"/>
+        <w:rFonts w:ascii="Newsreader Display" w:hAnsi="Newsreader Display" w:cs="Newsreader Display"/>
         <w:b/>
         <w:bCs/>
       </w:rPr>
@@ -3856,7 +3853,7 @@
         <w:spacing w:before="0" w:after="0" w:line="240" w:lineRule="auto"/>
       </w:pPr>
       <w:rPr>
-        <w:rFonts w:asciiTheme="majorHAnsi" w:eastAsiaTheme="majorEastAsia" w:hAnsiTheme="majorHAnsi" w:cstheme="majorBidi"/>
+        <w:rFonts w:ascii="Newsreader Display" w:hAnsi="Newsreader Display" w:cs="Newsreader Display"/>
         <w:b/>
         <w:bCs/>
       </w:rPr>
@@ -3874,14 +3871,14 @@
     </w:tblStylePr>
     <w:tblStylePr w:type="firstCol">
       <w:rPr>
-        <w:rFonts w:asciiTheme="majorHAnsi" w:eastAsiaTheme="majorEastAsia" w:hAnsiTheme="majorHAnsi" w:cstheme="majorBidi"/>
+        <w:rFonts w:ascii="Newsreader Display" w:hAnsi="Newsreader Display" w:cs="Newsreader Display"/>
         <w:b/>
         <w:bCs/>
       </w:rPr>
     </w:tblStylePr>
     <w:tblStylePr w:type="lastCol">
       <w:rPr>
-        <w:rFonts w:asciiTheme="majorHAnsi" w:eastAsiaTheme="majorEastAsia" w:hAnsiTheme="majorHAnsi" w:cstheme="majorBidi"/>
+        <w:rFonts w:ascii="Newsreader Display" w:hAnsi="Newsreader Display" w:cs="Newsreader Display"/>
         <w:b/>
         <w:bCs/>
       </w:rPr>
@@ -3965,7 +3962,7 @@
         <w:spacing w:before="0" w:after="0" w:line="240" w:lineRule="auto"/>
       </w:pPr>
       <w:rPr>
-        <w:rFonts w:asciiTheme="majorHAnsi" w:eastAsiaTheme="majorEastAsia" w:hAnsiTheme="majorHAnsi" w:cstheme="majorBidi"/>
+        <w:rFonts w:ascii="Newsreader Display" w:hAnsi="Newsreader Display" w:cs="Newsreader Display"/>
         <w:b/>
         <w:bCs/>
       </w:rPr>
@@ -3986,7 +3983,7 @@
         <w:spacing w:before="0" w:after="0" w:line="240" w:lineRule="auto"/>
       </w:pPr>
       <w:rPr>
-        <w:rFonts w:asciiTheme="majorHAnsi" w:eastAsiaTheme="majorEastAsia" w:hAnsiTheme="majorHAnsi" w:cstheme="majorBidi"/>
+        <w:rFonts w:ascii="Newsreader Display" w:hAnsi="Newsreader Display" w:cs="Newsreader Display"/>
         <w:b/>
         <w:bCs/>
       </w:rPr>
@@ -4004,14 +4001,14 @@
     </w:tblStylePr>
     <w:tblStylePr w:type="firstCol">
       <w:rPr>
-        <w:rFonts w:asciiTheme="majorHAnsi" w:eastAsiaTheme="majorEastAsia" w:hAnsiTheme="majorHAnsi" w:cstheme="majorBidi"/>
+        <w:rFonts w:ascii="Newsreader Display" w:hAnsi="Newsreader Display" w:cs="Newsreader Display"/>
         <w:b/>
         <w:bCs/>
       </w:rPr>
     </w:tblStylePr>
     <w:tblStylePr w:type="lastCol">
       <w:rPr>
-        <w:rFonts w:asciiTheme="majorHAnsi" w:eastAsiaTheme="majorEastAsia" w:hAnsiTheme="majorHAnsi" w:cstheme="majorBidi"/>
+        <w:rFonts w:ascii="Newsreader Display" w:hAnsi="Newsreader Display" w:cs="Newsreader Display"/>
         <w:b/>
         <w:bCs/>
       </w:rPr>
@@ -5876,7 +5873,7 @@
     </w:tblPr>
     <w:tblStylePr w:type="firstRow">
       <w:rPr>
-        <w:rFonts w:asciiTheme="majorHAnsi" w:eastAsiaTheme="majorEastAsia" w:hAnsiTheme="majorHAnsi" w:cstheme="majorBidi"/>
+        <w:rFonts w:ascii="Newsreader Display" w:hAnsi="Newsreader Display" w:cs="Newsreader Display"/>
       </w:rPr>
       <w:tblPr/>
       <w:tcPr>
@@ -5960,7 +5957,7 @@
     </w:tblPr>
     <w:tblStylePr w:type="firstRow">
       <w:rPr>
-        <w:rFonts w:asciiTheme="majorHAnsi" w:eastAsiaTheme="majorEastAsia" w:hAnsiTheme="majorHAnsi" w:cstheme="majorBidi"/>
+        <w:rFonts w:ascii="Newsreader Display" w:hAnsi="Newsreader Display" w:cs="Newsreader Display"/>
       </w:rPr>
       <w:tblPr/>
       <w:tcPr>
@@ -6044,7 +6041,7 @@
     </w:tblPr>
     <w:tblStylePr w:type="firstRow">
       <w:rPr>
-        <w:rFonts w:asciiTheme="majorHAnsi" w:eastAsiaTheme="majorEastAsia" w:hAnsiTheme="majorHAnsi" w:cstheme="majorBidi"/>
+        <w:rFonts w:ascii="Newsreader Display" w:hAnsi="Newsreader Display" w:cs="Newsreader Display"/>
       </w:rPr>
       <w:tblPr/>
       <w:tcPr>
@@ -6128,7 +6125,7 @@
     </w:tblPr>
     <w:tblStylePr w:type="firstRow">
       <w:rPr>
-        <w:rFonts w:asciiTheme="majorHAnsi" w:eastAsiaTheme="majorEastAsia" w:hAnsiTheme="majorHAnsi" w:cstheme="majorBidi"/>
+        <w:rFonts w:ascii="Newsreader Display" w:hAnsi="Newsreader Display" w:cs="Newsreader Display"/>
       </w:rPr>
       <w:tblPr/>
       <w:tcPr>
@@ -6212,7 +6209,7 @@
     </w:tblPr>
     <w:tblStylePr w:type="firstRow">
       <w:rPr>
-        <w:rFonts w:asciiTheme="majorHAnsi" w:eastAsiaTheme="majorEastAsia" w:hAnsiTheme="majorHAnsi" w:cstheme="majorBidi"/>
+        <w:rFonts w:ascii="Newsreader Display" w:hAnsi="Newsreader Display" w:cs="Newsreader Display"/>
       </w:rPr>
       <w:tblPr/>
       <w:tcPr>
@@ -6296,7 +6293,7 @@
     </w:tblPr>
     <w:tblStylePr w:type="firstRow">
       <w:rPr>
-        <w:rFonts w:asciiTheme="majorHAnsi" w:eastAsiaTheme="majorEastAsia" w:hAnsiTheme="majorHAnsi" w:cstheme="majorBidi"/>
+        <w:rFonts w:ascii="Newsreader Display" w:hAnsi="Newsreader Display" w:cs="Newsreader Display"/>
       </w:rPr>
       <w:tblPr/>
       <w:tcPr>
@@ -6380,7 +6377,7 @@
     </w:tblPr>
     <w:tblStylePr w:type="firstRow">
       <w:rPr>
-        <w:rFonts w:asciiTheme="majorHAnsi" w:eastAsiaTheme="majorEastAsia" w:hAnsiTheme="majorHAnsi" w:cstheme="majorBidi"/>
+        <w:rFonts w:ascii="Newsreader Display" w:hAnsi="Newsreader Display" w:cs="Newsreader Display"/>
       </w:rPr>
       <w:tblPr/>
       <w:tcPr>
@@ -6445,7 +6442,7 @@
       <w:spacing w:after="0" w:line="240" w:lineRule="auto"/>
     </w:pPr>
     <w:rPr>
-      <w:rFonts w:asciiTheme="majorHAnsi" w:eastAsiaTheme="majorEastAsia" w:hAnsiTheme="majorHAnsi" w:cstheme="majorBidi"/>
+      <w:rFonts w:ascii="Newsreader Display" w:hAnsi="Newsreader Display" w:cs="Newsreader Display"/>
       <w:color w:val="000000" w:themeColor="text1"/>
     </w:rPr>
     <w:tblPr>
@@ -6573,7 +6570,7 @@
       <w:spacing w:after="0" w:line="240" w:lineRule="auto"/>
     </w:pPr>
     <w:rPr>
-      <w:rFonts w:asciiTheme="majorHAnsi" w:eastAsiaTheme="majorEastAsia" w:hAnsiTheme="majorHAnsi" w:cstheme="majorBidi"/>
+      <w:rFonts w:ascii="Newsreader Display" w:hAnsi="Newsreader Display" w:cs="Newsreader Display"/>
       <w:color w:val="000000" w:themeColor="text1"/>
     </w:rPr>
     <w:tblPr>
@@ -6701,7 +6698,7 @@
       <w:spacing w:after="0" w:line="240" w:lineRule="auto"/>
     </w:pPr>
     <w:rPr>
-      <w:rFonts w:asciiTheme="majorHAnsi" w:eastAsiaTheme="majorEastAsia" w:hAnsiTheme="majorHAnsi" w:cstheme="majorBidi"/>
+      <w:rFonts w:ascii="Newsreader Display" w:hAnsi="Newsreader Display" w:cs="Newsreader Display"/>
       <w:color w:val="000000" w:themeColor="text1"/>
     </w:rPr>
     <w:tblPr>
@@ -6829,7 +6826,7 @@
       <w:spacing w:after="0" w:line="240" w:lineRule="auto"/>
     </w:pPr>
     <w:rPr>
-      <w:rFonts w:asciiTheme="majorHAnsi" w:eastAsiaTheme="majorEastAsia" w:hAnsiTheme="majorHAnsi" w:cstheme="majorBidi"/>
+      <w:rFonts w:ascii="Newsreader Display" w:hAnsi="Newsreader Display" w:cs="Newsreader Display"/>
       <w:color w:val="000000" w:themeColor="text1"/>
     </w:rPr>
     <w:tblPr>
@@ -6957,7 +6954,7 @@
       <w:spacing w:after="0" w:line="240" w:lineRule="auto"/>
     </w:pPr>
     <w:rPr>
-      <w:rFonts w:asciiTheme="majorHAnsi" w:eastAsiaTheme="majorEastAsia" w:hAnsiTheme="majorHAnsi" w:cstheme="majorBidi"/>
+      <w:rFonts w:ascii="Newsreader Display" w:hAnsi="Newsreader Display" w:cs="Newsreader Display"/>
       <w:color w:val="000000" w:themeColor="text1"/>
     </w:rPr>
     <w:tblPr>
@@ -7085,7 +7082,7 @@
       <w:spacing w:after="0" w:line="240" w:lineRule="auto"/>
     </w:pPr>
     <w:rPr>
-      <w:rFonts w:asciiTheme="majorHAnsi" w:eastAsiaTheme="majorEastAsia" w:hAnsiTheme="majorHAnsi" w:cstheme="majorBidi"/>
+      <w:rFonts w:ascii="Newsreader Display" w:hAnsi="Newsreader Display" w:cs="Newsreader Display"/>
       <w:color w:val="000000" w:themeColor="text1"/>
     </w:rPr>
     <w:tblPr>
@@ -7213,7 +7210,7 @@
       <w:spacing w:after="0" w:line="240" w:lineRule="auto"/>
     </w:pPr>
     <w:rPr>
-      <w:rFonts w:asciiTheme="majorHAnsi" w:eastAsiaTheme="majorEastAsia" w:hAnsiTheme="majorHAnsi" w:cstheme="majorBidi"/>
+      <w:rFonts w:ascii="Newsreader Display" w:hAnsi="Newsreader Display" w:cs="Newsreader Display"/>
       <w:color w:val="000000" w:themeColor="text1"/>
     </w:rPr>
     <w:tblPr>
@@ -7852,7 +7849,7 @@
       <w:spacing w:after="0" w:line="240" w:lineRule="auto"/>
     </w:pPr>
     <w:rPr>
-      <w:rFonts w:asciiTheme="majorHAnsi" w:eastAsiaTheme="majorEastAsia" w:hAnsiTheme="majorHAnsi" w:cstheme="majorBidi"/>
+      <w:rFonts w:ascii="Newsreader Display" w:hAnsi="Newsreader Display" w:cs="Newsreader Display"/>
       <w:color w:val="000000" w:themeColor="text1"/>
     </w:rPr>
     <w:tblPr>
@@ -7977,7 +7974,7 @@
       <w:spacing w:after="0" w:line="240" w:lineRule="auto"/>
     </w:pPr>
     <w:rPr>
-      <w:rFonts w:asciiTheme="majorHAnsi" w:eastAsiaTheme="majorEastAsia" w:hAnsiTheme="majorHAnsi" w:cstheme="majorBidi"/>
+      <w:rFonts w:ascii="Newsreader Display" w:hAnsi="Newsreader Display" w:cs="Newsreader Display"/>
       <w:color w:val="000000" w:themeColor="text1"/>
     </w:rPr>
     <w:tblPr>
@@ -8102,7 +8099,7 @@
       <w:spacing w:after="0" w:line="240" w:lineRule="auto"/>
     </w:pPr>
     <w:rPr>
-      <w:rFonts w:asciiTheme="majorHAnsi" w:eastAsiaTheme="majorEastAsia" w:hAnsiTheme="majorHAnsi" w:cstheme="majorBidi"/>
+      <w:rFonts w:ascii="Newsreader Display" w:hAnsi="Newsreader Display" w:cs="Newsreader Display"/>
       <w:color w:val="000000" w:themeColor="text1"/>
     </w:rPr>
     <w:tblPr>
@@ -8227,7 +8224,7 @@
       <w:spacing w:after="0" w:line="240" w:lineRule="auto"/>
     </w:pPr>
     <w:rPr>
-      <w:rFonts w:asciiTheme="majorHAnsi" w:eastAsiaTheme="majorEastAsia" w:hAnsiTheme="majorHAnsi" w:cstheme="majorBidi"/>
+      <w:rFonts w:ascii="Newsreader Display" w:hAnsi="Newsreader Display" w:cs="Newsreader Display"/>
       <w:color w:val="000000" w:themeColor="text1"/>
     </w:rPr>
     <w:tblPr>
@@ -8352,7 +8349,7 @@
       <w:spacing w:after="0" w:line="240" w:lineRule="auto"/>
     </w:pPr>
     <w:rPr>
-      <w:rFonts w:asciiTheme="majorHAnsi" w:eastAsiaTheme="majorEastAsia" w:hAnsiTheme="majorHAnsi" w:cstheme="majorBidi"/>
+      <w:rFonts w:ascii="Newsreader Display" w:hAnsi="Newsreader Display" w:cs="Newsreader Display"/>
       <w:color w:val="000000" w:themeColor="text1"/>
     </w:rPr>
     <w:tblPr>
@@ -8477,7 +8474,7 @@
       <w:spacing w:after="0" w:line="240" w:lineRule="auto"/>
     </w:pPr>
     <w:rPr>
-      <w:rFonts w:asciiTheme="majorHAnsi" w:eastAsiaTheme="majorEastAsia" w:hAnsiTheme="majorHAnsi" w:cstheme="majorBidi"/>
+      <w:rFonts w:ascii="Newsreader Display" w:hAnsi="Newsreader Display" w:cs="Newsreader Display"/>
       <w:color w:val="000000" w:themeColor="text1"/>
     </w:rPr>
     <w:tblPr>
@@ -8602,7 +8599,7 @@
       <w:spacing w:after="0" w:line="240" w:lineRule="auto"/>
     </w:pPr>
     <w:rPr>
-      <w:rFonts w:asciiTheme="majorHAnsi" w:eastAsiaTheme="majorEastAsia" w:hAnsiTheme="majorHAnsi" w:cstheme="majorBidi"/>
+      <w:rFonts w:ascii="Newsreader Display" w:hAnsi="Newsreader Display" w:cs="Newsreader Display"/>
       <w:color w:val="000000" w:themeColor="text1"/>
     </w:rPr>
     <w:tblPr>
@@ -12517,27 +12514,27 @@
       <w:spacing w:before="0" w:after="80" w:line="288" w:lineRule="auto"/>
     </w:pPr>
     <w:rPr>
-      <w:rFonts w:ascii="Inter" w:hAnsi="Inter" w:cs="Inter" w:eastAsia="Inter"/>
+      <w:rFonts w:ascii="Public Sans" w:hAnsi="Public Sans" w:cs="Public Sans" w:eastAsia="Public Sans"/>
       <w:b/>
       <w:i w:val="0"/>
       <w:caps/>
-      <w:color w:val="9A6510"/>
-      <w:sz w:val="16"/>
-      <w:spacing w:val="32"/>
+      <w:color w:val="8A5A0C"/>
+      <w:sz w:val="15"/>
+      <w:spacing w:val="12"/>
     </w:rPr>
   </w:style>
   <w:style w:type="paragraph" w:customStyle="1" w:styleId="Lead">
     <w:name w:val="Lead"/>
     <w:basedOn w:val="Normal"/>
     <w:pPr>
-      <w:spacing w:before="0" w:after="200" w:line="336" w:lineRule="auto"/>
+      <w:spacing w:before="0" w:after="240" w:line="331" w:lineRule="auto"/>
     </w:pPr>
     <w:rPr>
-      <w:rFonts w:ascii="Source Serif 4" w:hAnsi="Source Serif 4" w:cs="Source Serif 4" w:eastAsia="Source Serif 4"/>
+      <w:rFonts w:ascii="Newsreader Text" w:hAnsi="Newsreader Text" w:cs="Newsreader Text" w:eastAsia="Newsreader Text"/>
       <w:b w:val="0"/>
       <w:i w:val="0"/>
       <w:color w:val="103428"/>
-      <w:sz w:val="25"/>
+      <w:sz w:val="26"/>
     </w:rPr>
   </w:style>
   <w:style w:type="paragraph" w:customStyle="1" w:styleId="Small">
@@ -12547,7 +12544,7 @@
       <w:spacing w:before="0" w:after="40" w:line="300" w:lineRule="auto"/>
     </w:pPr>
     <w:rPr>
-      <w:rFonts w:ascii="Inter" w:hAnsi="Inter" w:cs="Inter" w:eastAsia="Inter"/>
+      <w:rFonts w:ascii="Public Sans" w:hAnsi="Public Sans" w:cs="Public Sans" w:eastAsia="Public Sans"/>
       <w:b w:val="0"/>
       <w:i w:val="0"/>
       <w:color w:val="5F6662"/>
@@ -12561,7 +12558,7 @@
       <w:spacing w:before="20" w:after="20" w:line="276" w:lineRule="auto"/>
     </w:pPr>
     <w:rPr>
-      <w:rFonts w:ascii="Inter" w:hAnsi="Inter" w:cs="Inter" w:eastAsia="Inter"/>
+      <w:rFonts w:ascii="Public Sans" w:hAnsi="Public Sans" w:cs="Public Sans" w:eastAsia="Public Sans"/>
       <w:b w:val="0"/>
       <w:i w:val="0"/>
       <w:color w:val="1B201E"/>
@@ -12575,13 +12572,13 @@
       <w:spacing w:before="40" w:after="40" w:line="264" w:lineRule="auto"/>
     </w:pPr>
     <w:rPr>
-      <w:rFonts w:ascii="Inter" w:hAnsi="Inter" w:cs="Inter" w:eastAsia="Inter"/>
+      <w:rFonts w:ascii="Public Sans" w:hAnsi="Public Sans" w:cs="Public Sans" w:eastAsia="Public Sans"/>
       <w:b/>
       <w:i w:val="0"/>
       <w:caps/>
       <w:color w:val="103428"/>
-      <w:sz w:val="16"/>
-      <w:spacing w:val="12"/>
+      <w:sz w:val="15"/>
+      <w:spacing w:val="10"/>
     </w:rPr>
   </w:style>
 </w:styles>
